--- a/06-学生侧材料/讲义/4-分析化学/氧化还原滴定与沉淀滴定-超级充实版（自学完整）.docx
+++ b/06-学生侧材料/讲义/4-分析化学/氧化还原滴定与沉淀滴定-超级充实版（自学完整）.docx
@@ -5672,7 +5672,7 @@
         <w:rPr>
           <w:rFonts w:hint="eastAsia" w:ascii="Times New Roman" w:hAnsi="Times New Roman" w:eastAsia="FangSong" w:cs="Times New Roman"/>
         </w:rPr>
-        <w:t>这就是为什么全铁测定用它</w:t>
+        <w:t>因此全铁测定用它</w:t>
       </w:r>
       <w:r>
         <w:rPr>
@@ -14087,7 +14087,7 @@
         <w:rPr>
           <w:rFonts w:hint="eastAsia" w:ascii="Times New Roman" w:hAnsi="Times New Roman" w:eastAsia="FangSong" w:cs="Times New Roman"/>
         </w:rPr>
-        <w:t>溶液非常稳定</w:t>
+        <w:t>溶液稳定</w:t>
       </w:r>
       <w:r>
         <w:rPr>
@@ -15502,7 +15502,7 @@
               <w:rPr>
                 <w:rFonts w:hint="eastAsia" w:ascii="Times New Roman" w:hAnsi="Times New Roman" w:eastAsia="FangSong" w:cs="Times New Roman"/>
               </w:rPr>
-              <w:t xml:space="preserve">非常稳定</w:t>
+              <w:t xml:space="preserve">稳定</w:t>
             </w:r>
           </w:p>
         </w:tc>
@@ -20702,7 +20702,7 @@
           <w:b/>
           <w:bCs/>
         </w:rPr>
-        <w:t>的特别注意事项</w:t>
+        <w:t>的专门注意事项</w:t>
       </w:r>
       <w:r>
         <w:rPr>
@@ -47150,7 +47150,7 @@
     <ns0:name ns0:val="Verbatim Char"/>
     <ns0:basedOn ns0:val="BodyTextChar"/>
     <ns0:rPr>
-      <ns0:rFonts ns0:ascii="SimSun" ns0:hAnsi="SimSun" ns0:eastAsia="SimSun" ns0:cs="SimSun"/>
+      <ns0:rFonts ns0:ascii="SimSun" ns0:cs="SimSun" ns0:eastAsia="SimSun" ns0:hAnsi="SimSun"/>
       <ns0:b ns0:val="0"/>
       <ns0:sz ns0:val="20"/>
     </ns0:rPr>
@@ -47228,7 +47228,7 @@
       <w:wordWrap w:val="off"/>
     </w:pPr>
     <ns0:rPr>
-      <w:rFonts w:ascii="SimSun" w:hAnsi="SimSun" w:eastAsia="SimSun" w:cs="SimSun"/>
+      <w:rFonts ns0:ascii="SimSun" ns0:hAnsi="SimSun" ns0:eastAsia="SimSun" ns0:cs="SimSun"/>
     </ns0:rPr>
   </w:style>
   <w:style w:type="character" w:customStyle="1" w:styleId="KeywordTok">

--- a/06-学生侧材料/讲义/4-分析化学/氧化还原滴定与沉淀滴定-超级充实版（自学完整）.docx
+++ b/06-学生侧材料/讲义/4-分析化学/氧化还原滴定与沉淀滴定-超级充实版（自学完整）.docx
@@ -33664,11 +33664,22 @@
     </w:p>
     <w:p>
       <w:pPr>
-        <w:numPr>
-          <w:ilvl w:val="0"/>
-          <w:numId w:val="1008"/>
-        </w:numPr>
+        <w:pStyle w:val="BodyText"/>
       </w:pPr>
+      <w:r>
+        <w:rPr>
+          <w:rFonts w:ascii="Times New Roman" w:hAnsi="Times New Roman" w:eastAsia="Times New Roman" w:cs="Times New Roman"/>
+          <w:b/>
+          <w:bCs/>
+        </w:rPr>
+        <w:t xml:space="preserve">1.</w:t>
+      </w:r>
+      <w:r>
+        <w:rPr>
+          <w:rFonts w:ascii="Times New Roman" w:hAnsi="Times New Roman" w:eastAsia="Times New Roman" w:cs="Times New Roman"/>
+        </w:rPr>
+        <w:t xml:space="preserve"> </w:t>
+      </w:r>
       <w:r>
         <w:rPr>
           <w:rFonts w:hint="eastAsia" w:ascii="Times New Roman" w:hAnsi="Times New Roman" w:eastAsia="FangSong" w:cs="Times New Roman"/>
@@ -33768,11 +33779,22 @@
     </w:p>
     <w:p>
       <w:pPr>
-        <w:numPr>
-          <w:ilvl w:val="0"/>
-          <w:numId w:val="1008"/>
-        </w:numPr>
+        <w:pStyle w:val="BodyText"/>
       </w:pPr>
+      <w:r>
+        <w:rPr>
+          <w:rFonts w:ascii="Times New Roman" w:hAnsi="Times New Roman" w:eastAsia="Times New Roman" w:cs="Times New Roman"/>
+          <w:b/>
+          <w:bCs/>
+        </w:rPr>
+        <w:t xml:space="preserve">2.</w:t>
+      </w:r>
+      <w:r>
+        <w:rPr>
+          <w:rFonts w:ascii="Times New Roman" w:hAnsi="Times New Roman" w:eastAsia="Times New Roman" w:cs="Times New Roman"/>
+        </w:rPr>
+        <w:t xml:space="preserve"> </w:t>
+      </w:r>
       <w:r>
         <w:rPr>
           <w:rFonts w:hint="eastAsia" w:ascii="Times New Roman" w:hAnsi="Times New Roman" w:eastAsia="FangSong" w:cs="Times New Roman"/>
@@ -33850,11 +33872,22 @@
     </w:p>
     <w:p>
       <w:pPr>
-        <w:numPr>
-          <w:ilvl w:val="0"/>
-          <w:numId w:val="1008"/>
-        </w:numPr>
+        <w:pStyle w:val="BodyText"/>
       </w:pPr>
+      <w:r>
+        <w:rPr>
+          <w:rFonts w:ascii="Times New Roman" w:hAnsi="Times New Roman" w:eastAsia="Times New Roman" w:cs="Times New Roman"/>
+          <w:b/>
+          <w:bCs/>
+        </w:rPr>
+        <w:t xml:space="preserve">3.</w:t>
+      </w:r>
+      <w:r>
+        <w:rPr>
+          <w:rFonts w:ascii="Times New Roman" w:hAnsi="Times New Roman" w:eastAsia="Times New Roman" w:cs="Times New Roman"/>
+        </w:rPr>
+        <w:t xml:space="preserve"> </w:t>
+      </w:r>
       <w:r>
         <w:rPr>
           <w:rFonts w:hint="eastAsia" w:ascii="Times New Roman" w:hAnsi="Times New Roman" w:eastAsia="FangSong" w:cs="Times New Roman"/>
@@ -33919,7 +33952,7 @@
     </w:p>
     <w:p>
       <w:pPr>
-        <w:pStyle w:val="FirstParagraph"/>
+        <w:pStyle w:val="BodyText"/>
       </w:pPr>
       <w:r>
         <w:rPr>
@@ -33948,11 +33981,22 @@
     </w:p>
     <w:p>
       <w:pPr>
-        <w:numPr>
-          <w:ilvl w:val="0"/>
-          <w:numId w:val="1009"/>
-        </w:numPr>
+        <w:pStyle w:val="BodyText"/>
       </w:pPr>
+      <w:r>
+        <w:rPr>
+          <w:rFonts w:ascii="Times New Roman" w:hAnsi="Times New Roman" w:eastAsia="Times New Roman" w:cs="Times New Roman"/>
+          <w:b/>
+          <w:bCs/>
+        </w:rPr>
+        <w:t xml:space="preserve">4.</w:t>
+      </w:r>
+      <w:r>
+        <w:rPr>
+          <w:rFonts w:ascii="Times New Roman" w:hAnsi="Times New Roman" w:eastAsia="Times New Roman" w:cs="Times New Roman"/>
+        </w:rPr>
+        <w:t xml:space="preserve"> </w:t>
+      </w:r>
       <w:r>
         <w:rPr>
           <w:rFonts w:hint="eastAsia" w:ascii="Times New Roman" w:hAnsi="Times New Roman" w:eastAsia="FangSong" w:cs="Times New Roman"/>
@@ -34123,11 +34167,22 @@
     </w:p>
     <w:p>
       <w:pPr>
-        <w:numPr>
-          <w:ilvl w:val="0"/>
-          <w:numId w:val="1009"/>
-        </w:numPr>
+        <w:pStyle w:val="BodyText"/>
       </w:pPr>
+      <w:r>
+        <w:rPr>
+          <w:rFonts w:ascii="Times New Roman" w:hAnsi="Times New Roman" w:eastAsia="Times New Roman" w:cs="Times New Roman"/>
+          <w:b/>
+          <w:bCs/>
+        </w:rPr>
+        <w:t xml:space="preserve">5.</w:t>
+      </w:r>
+      <w:r>
+        <w:rPr>
+          <w:rFonts w:ascii="Times New Roman" w:hAnsi="Times New Roman" w:eastAsia="Times New Roman" w:cs="Times New Roman"/>
+        </w:rPr>
+        <w:t xml:space="preserve"> </w:t>
+      </w:r>
       <w:r>
         <w:rPr>
           <w:rFonts w:ascii="Times New Roman" w:hAnsi="Times New Roman" w:eastAsia="Times New Roman" w:cs="Times New Roman"/>
@@ -34218,11 +34273,22 @@
     </w:p>
     <w:p>
       <w:pPr>
-        <w:numPr>
-          <w:ilvl w:val="0"/>
-          <w:numId w:val="1009"/>
-        </w:numPr>
+        <w:pStyle w:val="BodyText"/>
       </w:pPr>
+      <w:r>
+        <w:rPr>
+          <w:rFonts w:ascii="Times New Roman" w:hAnsi="Times New Roman" w:eastAsia="Times New Roman" w:cs="Times New Roman"/>
+          <w:b/>
+          <w:bCs/>
+        </w:rPr>
+        <w:t xml:space="preserve">6.</w:t>
+      </w:r>
+      <w:r>
+        <w:rPr>
+          <w:rFonts w:ascii="Times New Roman" w:hAnsi="Times New Roman" w:eastAsia="Times New Roman" w:cs="Times New Roman"/>
+        </w:rPr>
+        <w:t xml:space="preserve"> </w:t>
+      </w:r>
       <w:r>
         <w:rPr>
           <w:rFonts w:hint="eastAsia" w:ascii="Times New Roman" w:hAnsi="Times New Roman" w:eastAsia="FangSong" w:cs="Times New Roman"/>
@@ -34382,7 +34448,7 @@
     </w:p>
     <w:p>
       <w:pPr>
-        <w:pStyle w:val="FirstParagraph"/>
+        <w:pStyle w:val="BodyText"/>
       </w:pPr>
       <w:r>
         <w:rPr>
@@ -34411,12 +34477,22 @@
     </w:p>
     <w:p>
       <w:pPr>
-        <w:pStyle w:val="Compact"/>
-        <w:numPr>
-          <w:ilvl w:val="0"/>
-          <w:numId w:val="1010"/>
-        </w:numPr>
+        <w:pStyle w:val="BodyText"/>
       </w:pPr>
+      <w:r>
+        <w:rPr>
+          <w:rFonts w:ascii="Times New Roman" w:hAnsi="Times New Roman" w:eastAsia="Times New Roman" w:cs="Times New Roman"/>
+          <w:b/>
+          <w:bCs/>
+        </w:rPr>
+        <w:t xml:space="preserve">7.</w:t>
+      </w:r>
+      <w:r>
+        <w:rPr>
+          <w:rFonts w:ascii="Times New Roman" w:hAnsi="Times New Roman" w:eastAsia="Times New Roman" w:cs="Times New Roman"/>
+        </w:rPr>
+        <w:t xml:space="preserve"> </w:t>
+      </w:r>
       <w:r>
         <w:rPr>
           <w:rFonts w:hint="eastAsia" w:ascii="Times New Roman" w:hAnsi="Times New Roman" w:eastAsia="FangSong" w:cs="Times New Roman"/>
@@ -34570,11 +34646,22 @@
     </w:p>
     <w:p>
       <w:pPr>
-        <w:numPr>
-          <w:ilvl w:val="0"/>
-          <w:numId w:val="1011"/>
-        </w:numPr>
+        <w:pStyle w:val="BodyText"/>
       </w:pPr>
+      <w:r>
+        <w:rPr>
+          <w:rFonts w:ascii="Times New Roman" w:hAnsi="Times New Roman" w:eastAsia="Times New Roman" w:cs="Times New Roman"/>
+          <w:b/>
+          <w:bCs/>
+        </w:rPr>
+        <w:t xml:space="preserve">8.</w:t>
+      </w:r>
+      <w:r>
+        <w:rPr>
+          <w:rFonts w:ascii="Times New Roman" w:hAnsi="Times New Roman" w:eastAsia="Times New Roman" w:cs="Times New Roman"/>
+        </w:rPr>
+        <w:t xml:space="preserve"> </w:t>
+      </w:r>
       <w:r>
         <w:rPr>
           <w:rFonts w:hint="eastAsia" w:ascii="Times New Roman" w:hAnsi="Times New Roman" w:eastAsia="FangSong" w:cs="Times New Roman"/>
@@ -34627,11 +34714,22 @@
     </w:p>
     <w:p>
       <w:pPr>
-        <w:numPr>
-          <w:ilvl w:val="0"/>
-          <w:numId w:val="1011"/>
-        </w:numPr>
+        <w:pStyle w:val="BodyText"/>
       </w:pPr>
+      <w:r>
+        <w:rPr>
+          <w:rFonts w:ascii="Times New Roman" w:hAnsi="Times New Roman" w:eastAsia="Times New Roman" w:cs="Times New Roman"/>
+          <w:b/>
+          <w:bCs/>
+        </w:rPr>
+        <w:t xml:space="preserve">9.</w:t>
+      </w:r>
+      <w:r>
+        <w:rPr>
+          <w:rFonts w:ascii="Times New Roman" w:hAnsi="Times New Roman" w:eastAsia="Times New Roman" w:cs="Times New Roman"/>
+        </w:rPr>
+        <w:t xml:space="preserve"> </w:t>
+      </w:r>
       <w:r>
         <w:rPr>
           <w:rFonts w:hint="eastAsia" w:ascii="Times New Roman" w:hAnsi="Times New Roman" w:eastAsia="Times New Roman" w:cs="Times New Roman"/>
@@ -34877,11 +34975,22 @@
     </w:p>
     <w:p>
       <w:pPr>
-        <w:numPr>
-          <w:ilvl w:val="0"/>
-          <w:numId w:val="1011"/>
-        </w:numPr>
+        <w:pStyle w:val="BodyText"/>
       </w:pPr>
+      <w:r>
+        <w:rPr>
+          <w:rFonts w:ascii="Times New Roman" w:hAnsi="Times New Roman" w:eastAsia="Times New Roman" w:cs="Times New Roman"/>
+          <w:b/>
+          <w:bCs/>
+        </w:rPr>
+        <w:t xml:space="preserve">10.</w:t>
+      </w:r>
+      <w:r>
+        <w:rPr>
+          <w:rFonts w:ascii="Times New Roman" w:hAnsi="Times New Roman" w:eastAsia="Times New Roman" w:cs="Times New Roman"/>
+        </w:rPr>
+        <w:t xml:space="preserve"> </w:t>
+      </w:r>
       <w:r>
         <w:rPr>
           <w:rFonts w:hint="eastAsia" w:ascii="Times New Roman" w:hAnsi="Times New Roman" w:eastAsia="Times New Roman" w:cs="Times New Roman"/>
@@ -35010,7 +35119,7 @@
     </w:p>
     <w:p>
       <w:pPr>
-        <w:pStyle w:val="FirstParagraph"/>
+        <w:pStyle w:val="BodyText"/>
       </w:pPr>
       <w:r>
         <w:rPr>
@@ -35039,11 +35148,22 @@
     </w:p>
     <w:p>
       <w:pPr>
-        <w:numPr>
-          <w:ilvl w:val="0"/>
-          <w:numId w:val="1012"/>
-        </w:numPr>
+        <w:pStyle w:val="BodyText"/>
       </w:pPr>
+      <w:r>
+        <w:rPr>
+          <w:rFonts w:ascii="Times New Roman" w:hAnsi="Times New Roman" w:eastAsia="Times New Roman" w:cs="Times New Roman"/>
+          <w:b/>
+          <w:bCs/>
+        </w:rPr>
+        <w:t xml:space="preserve">11.</w:t>
+      </w:r>
+      <w:r>
+        <w:rPr>
+          <w:rFonts w:ascii="Times New Roman" w:hAnsi="Times New Roman" w:eastAsia="Times New Roman" w:cs="Times New Roman"/>
+        </w:rPr>
+        <w:t xml:space="preserve"> </w:t>
+      </w:r>
       <w:r>
         <w:rPr>
           <w:rFonts w:hint="eastAsia" w:ascii="Times New Roman" w:hAnsi="Times New Roman" w:eastAsia="Times New Roman" w:cs="Times New Roman"/>
@@ -35469,11 +35589,22 @@
     </w:p>
     <w:p>
       <w:pPr>
-        <w:numPr>
-          <w:ilvl w:val="0"/>
-          <w:numId w:val="1012"/>
-        </w:numPr>
+        <w:pStyle w:val="BodyText"/>
       </w:pPr>
+      <w:r>
+        <w:rPr>
+          <w:rFonts w:ascii="Times New Roman" w:hAnsi="Times New Roman" w:eastAsia="Times New Roman" w:cs="Times New Roman"/>
+          <w:b/>
+          <w:bCs/>
+        </w:rPr>
+        <w:t xml:space="preserve">12.</w:t>
+      </w:r>
+      <w:r>
+        <w:rPr>
+          <w:rFonts w:ascii="Times New Roman" w:hAnsi="Times New Roman" w:eastAsia="Times New Roman" w:cs="Times New Roman"/>
+        </w:rPr>
+        <w:t xml:space="preserve"> </w:t>
+      </w:r>
       <w:r>
         <w:rPr>
           <w:rFonts w:hint="eastAsia" w:ascii="Times New Roman" w:hAnsi="Times New Roman" w:eastAsia="Times New Roman" w:cs="Times New Roman"/>
@@ -35600,11 +35731,22 @@
     </w:p>
     <w:p>
       <w:pPr>
-        <w:numPr>
-          <w:ilvl w:val="0"/>
-          <w:numId w:val="1013"/>
-        </w:numPr>
+        <w:pStyle w:val="FirstParagraph"/>
       </w:pPr>
+      <w:r>
+        <w:rPr>
+          <w:rFonts w:ascii="Times New Roman" w:hAnsi="Times New Roman" w:eastAsia="Times New Roman" w:cs="Times New Roman"/>
+          <w:b/>
+          <w:bCs/>
+        </w:rPr>
+        <w:t xml:space="preserve">13.</w:t>
+      </w:r>
+      <w:r>
+        <w:rPr>
+          <w:rFonts w:ascii="Times New Roman" w:hAnsi="Times New Roman" w:eastAsia="Times New Roman" w:cs="Times New Roman"/>
+        </w:rPr>
+        <w:t xml:space="preserve"> </w:t>
+      </w:r>
       <w:r>
         <w:rPr>
           <w:rFonts w:hint="eastAsia" w:ascii="Times New Roman" w:hAnsi="Times New Roman" w:eastAsia="FangSong" w:cs="Times New Roman"/>
@@ -35692,11 +35834,22 @@
     </w:p>
     <w:p>
       <w:pPr>
-        <w:numPr>
-          <w:ilvl w:val="0"/>
-          <w:numId w:val="1013"/>
-        </w:numPr>
+        <w:pStyle w:val="BodyText"/>
       </w:pPr>
+      <w:r>
+        <w:rPr>
+          <w:rFonts w:ascii="Times New Roman" w:hAnsi="Times New Roman" w:eastAsia="Times New Roman" w:cs="Times New Roman"/>
+          <w:b/>
+          <w:bCs/>
+        </w:rPr>
+        <w:t xml:space="preserve">14.</w:t>
+      </w:r>
+      <w:r>
+        <w:rPr>
+          <w:rFonts w:ascii="Times New Roman" w:hAnsi="Times New Roman" w:eastAsia="Times New Roman" w:cs="Times New Roman"/>
+        </w:rPr>
+        <w:t xml:space="preserve"> </w:t>
+      </w:r>
       <w:r>
         <w:rPr>
           <w:rFonts w:hint="eastAsia" w:ascii="Times New Roman" w:hAnsi="Times New Roman" w:eastAsia="FangSong" w:cs="Times New Roman"/>
@@ -35748,11 +35901,22 @@
     </w:p>
     <w:p>
       <w:pPr>
-        <w:numPr>
-          <w:ilvl w:val="0"/>
-          <w:numId w:val="1013"/>
-        </w:numPr>
+        <w:pStyle w:val="BodyText"/>
       </w:pPr>
+      <w:r>
+        <w:rPr>
+          <w:rFonts w:ascii="Times New Roman" w:hAnsi="Times New Roman" w:eastAsia="Times New Roman" w:cs="Times New Roman"/>
+          <w:b/>
+          <w:bCs/>
+        </w:rPr>
+        <w:t xml:space="preserve">15.</w:t>
+      </w:r>
+      <w:r>
+        <w:rPr>
+          <w:rFonts w:ascii="Times New Roman" w:hAnsi="Times New Roman" w:eastAsia="Times New Roman" w:cs="Times New Roman"/>
+        </w:rPr>
+        <w:t xml:space="preserve"> </w:t>
+      </w:r>
       <w:r>
         <w:rPr>
           <w:rFonts w:hint="eastAsia" w:ascii="Times New Roman" w:hAnsi="Times New Roman" w:eastAsia="Times New Roman" w:cs="Times New Roman"/>
@@ -44761,7 +44925,7 @@
         <w:pStyle w:val="Compact"/>
         <w:numPr>
           <w:ilvl w:val="0"/>
-          <w:numId w:val="1014"/>
+          <w:numId w:val="1008"/>
         </w:numPr>
       </w:pPr>
       <w:r>
@@ -44932,7 +45096,7 @@
         <w:pStyle w:val="Compact"/>
         <w:numPr>
           <w:ilvl w:val="0"/>
-          <w:numId w:val="1014"/>
+          <w:numId w:val="1008"/>
         </w:numPr>
       </w:pPr>
       <w:r>
@@ -45043,7 +45207,7 @@
         <w:pStyle w:val="Compact"/>
         <w:numPr>
           <w:ilvl w:val="0"/>
-          <w:numId w:val="1014"/>
+          <w:numId w:val="1008"/>
         </w:numPr>
       </w:pPr>
       <w:r>
@@ -45178,7 +45342,7 @@
         <w:pStyle w:val="Compact"/>
         <w:numPr>
           <w:ilvl w:val="0"/>
-          <w:numId w:val="1014"/>
+          <w:numId w:val="1008"/>
         </w:numPr>
       </w:pPr>
       <w:r>
@@ -45327,7 +45491,7 @@
         <w:pStyle w:val="Compact"/>
         <w:numPr>
           <w:ilvl w:val="0"/>
-          <w:numId w:val="1014"/>
+          <w:numId w:val="1008"/>
         </w:numPr>
       </w:pPr>
       <w:r>
@@ -45420,7 +45584,7 @@
         <w:pStyle w:val="Compact"/>
         <w:numPr>
           <w:ilvl w:val="0"/>
-          <w:numId w:val="1014"/>
+          <w:numId w:val="1008"/>
         </w:numPr>
       </w:pPr>
       <w:r>
@@ -45810,431 +45974,6 @@
       </w:pPr>
     </w:lvl>
   </w:abstractNum>
-  <w:abstractNum w:abstractNumId="99414">
-    <w:nsid w:val="00A99414"/>
-    <w:multiLevelType w:val="multilevel"/>
-    <w:lvl w:ilvl="0">
-      <w:start w:val="4"/>
-      <w:numFmt w:val="decimal"/>
-      <w:lvlText w:val="%1."/>
-      <w:lvlJc w:val="left"/>
-      <w:pPr>
-        <w:ind w:left="720" w:hanging="360"/>
-      </w:pPr>
-    </w:lvl>
-    <w:lvl w:ilvl="1">
-      <w:start w:val="4"/>
-      <w:numFmt w:val="decimal"/>
-      <w:lvlText w:val="%2."/>
-      <w:lvlJc w:val="left"/>
-      <w:pPr>
-        <w:ind w:left="1440" w:hanging="360"/>
-      </w:pPr>
-    </w:lvl>
-    <w:lvl w:ilvl="2">
-      <w:start w:val="4"/>
-      <w:numFmt w:val="decimal"/>
-      <w:lvlText w:val="%3."/>
-      <w:lvlJc w:val="left"/>
-      <w:pPr>
-        <w:ind w:left="2160" w:hanging="360"/>
-      </w:pPr>
-    </w:lvl>
-    <w:lvl w:ilvl="3">
-      <w:start w:val="4"/>
-      <w:numFmt w:val="decimal"/>
-      <w:lvlText w:val="%4."/>
-      <w:lvlJc w:val="left"/>
-      <w:pPr>
-        <w:ind w:left="2880" w:hanging="360"/>
-      </w:pPr>
-    </w:lvl>
-    <w:lvl w:ilvl="4">
-      <w:start w:val="4"/>
-      <w:numFmt w:val="decimal"/>
-      <w:lvlText w:val="%5."/>
-      <w:lvlJc w:val="left"/>
-      <w:pPr>
-        <w:ind w:left="3600" w:hanging="360"/>
-      </w:pPr>
-    </w:lvl>
-    <w:lvl w:ilvl="5">
-      <w:start w:val="4"/>
-      <w:numFmt w:val="decimal"/>
-      <w:lvlText w:val="%6."/>
-      <w:lvlJc w:val="left"/>
-      <w:pPr>
-        <w:ind w:left="4320" w:hanging="360"/>
-      </w:pPr>
-    </w:lvl>
-    <w:lvl w:ilvl="6">
-      <w:start w:val="4"/>
-      <w:numFmt w:val="decimal"/>
-      <w:lvlText w:val="%7."/>
-      <w:lvlJc w:val="left"/>
-      <w:pPr>
-        <w:ind w:left="5040" w:hanging="360"/>
-      </w:pPr>
-    </w:lvl>
-    <w:lvl w:ilvl="7">
-      <w:start w:val="4"/>
-      <w:numFmt w:val="decimal"/>
-      <w:lvlText w:val="%8."/>
-      <w:lvlJc w:val="left"/>
-      <w:pPr>
-        <w:ind w:left="5760" w:hanging="360"/>
-      </w:pPr>
-    </w:lvl>
-    <w:lvl w:ilvl="8">
-      <w:start w:val="4"/>
-      <w:numFmt w:val="decimal"/>
-      <w:lvlText w:val="%9."/>
-      <w:lvlJc w:val="left"/>
-      <w:pPr>
-        <w:ind w:left="6480" w:hanging="360"/>
-      </w:pPr>
-    </w:lvl>
-  </w:abstractNum>
-  <w:abstractNum w:abstractNumId="99417">
-    <w:nsid w:val="00A99417"/>
-    <w:multiLevelType w:val="multilevel"/>
-    <w:lvl w:ilvl="0">
-      <w:start w:val="7"/>
-      <w:numFmt w:val="decimal"/>
-      <w:lvlText w:val="%1."/>
-      <w:lvlJc w:val="left"/>
-      <w:pPr>
-        <w:ind w:left="720" w:hanging="360"/>
-      </w:pPr>
-    </w:lvl>
-    <w:lvl w:ilvl="1">
-      <w:start w:val="7"/>
-      <w:numFmt w:val="decimal"/>
-      <w:lvlText w:val="%2."/>
-      <w:lvlJc w:val="left"/>
-      <w:pPr>
-        <w:ind w:left="1440" w:hanging="360"/>
-      </w:pPr>
-    </w:lvl>
-    <w:lvl w:ilvl="2">
-      <w:start w:val="7"/>
-      <w:numFmt w:val="decimal"/>
-      <w:lvlText w:val="%3."/>
-      <w:lvlJc w:val="left"/>
-      <w:pPr>
-        <w:ind w:left="2160" w:hanging="360"/>
-      </w:pPr>
-    </w:lvl>
-    <w:lvl w:ilvl="3">
-      <w:start w:val="7"/>
-      <w:numFmt w:val="decimal"/>
-      <w:lvlText w:val="%4."/>
-      <w:lvlJc w:val="left"/>
-      <w:pPr>
-        <w:ind w:left="2880" w:hanging="360"/>
-      </w:pPr>
-    </w:lvl>
-    <w:lvl w:ilvl="4">
-      <w:start w:val="7"/>
-      <w:numFmt w:val="decimal"/>
-      <w:lvlText w:val="%5."/>
-      <w:lvlJc w:val="left"/>
-      <w:pPr>
-        <w:ind w:left="3600" w:hanging="360"/>
-      </w:pPr>
-    </w:lvl>
-    <w:lvl w:ilvl="5">
-      <w:start w:val="7"/>
-      <w:numFmt w:val="decimal"/>
-      <w:lvlText w:val="%6."/>
-      <w:lvlJc w:val="left"/>
-      <w:pPr>
-        <w:ind w:left="4320" w:hanging="360"/>
-      </w:pPr>
-    </w:lvl>
-    <w:lvl w:ilvl="6">
-      <w:start w:val="7"/>
-      <w:numFmt w:val="decimal"/>
-      <w:lvlText w:val="%7."/>
-      <w:lvlJc w:val="left"/>
-      <w:pPr>
-        <w:ind w:left="5040" w:hanging="360"/>
-      </w:pPr>
-    </w:lvl>
-    <w:lvl w:ilvl="7">
-      <w:start w:val="7"/>
-      <w:numFmt w:val="decimal"/>
-      <w:lvlText w:val="%8."/>
-      <w:lvlJc w:val="left"/>
-      <w:pPr>
-        <w:ind w:left="5760" w:hanging="360"/>
-      </w:pPr>
-    </w:lvl>
-    <w:lvl w:ilvl="8">
-      <w:start w:val="7"/>
-      <w:numFmt w:val="decimal"/>
-      <w:lvlText w:val="%9."/>
-      <w:lvlJc w:val="left"/>
-      <w:pPr>
-        <w:ind w:left="6480" w:hanging="360"/>
-      </w:pPr>
-    </w:lvl>
-  </w:abstractNum>
-  <w:abstractNum w:abstractNumId="99418">
-    <w:nsid w:val="00A99418"/>
-    <w:multiLevelType w:val="multilevel"/>
-    <w:lvl w:ilvl="0">
-      <w:start w:val="8"/>
-      <w:numFmt w:val="decimal"/>
-      <w:lvlText w:val="%1."/>
-      <w:lvlJc w:val="left"/>
-      <w:pPr>
-        <w:ind w:left="720" w:hanging="360"/>
-      </w:pPr>
-    </w:lvl>
-    <w:lvl w:ilvl="1">
-      <w:start w:val="8"/>
-      <w:numFmt w:val="decimal"/>
-      <w:lvlText w:val="%2."/>
-      <w:lvlJc w:val="left"/>
-      <w:pPr>
-        <w:ind w:left="1440" w:hanging="360"/>
-      </w:pPr>
-    </w:lvl>
-    <w:lvl w:ilvl="2">
-      <w:start w:val="8"/>
-      <w:numFmt w:val="decimal"/>
-      <w:lvlText w:val="%3."/>
-      <w:lvlJc w:val="left"/>
-      <w:pPr>
-        <w:ind w:left="2160" w:hanging="360"/>
-      </w:pPr>
-    </w:lvl>
-    <w:lvl w:ilvl="3">
-      <w:start w:val="8"/>
-      <w:numFmt w:val="decimal"/>
-      <w:lvlText w:val="%4."/>
-      <w:lvlJc w:val="left"/>
-      <w:pPr>
-        <w:ind w:left="2880" w:hanging="360"/>
-      </w:pPr>
-    </w:lvl>
-    <w:lvl w:ilvl="4">
-      <w:start w:val="8"/>
-      <w:numFmt w:val="decimal"/>
-      <w:lvlText w:val="%5."/>
-      <w:lvlJc w:val="left"/>
-      <w:pPr>
-        <w:ind w:left="3600" w:hanging="360"/>
-      </w:pPr>
-    </w:lvl>
-    <w:lvl w:ilvl="5">
-      <w:start w:val="8"/>
-      <w:numFmt w:val="decimal"/>
-      <w:lvlText w:val="%6."/>
-      <w:lvlJc w:val="left"/>
-      <w:pPr>
-        <w:ind w:left="4320" w:hanging="360"/>
-      </w:pPr>
-    </w:lvl>
-    <w:lvl w:ilvl="6">
-      <w:start w:val="8"/>
-      <w:numFmt w:val="decimal"/>
-      <w:lvlText w:val="%7."/>
-      <w:lvlJc w:val="left"/>
-      <w:pPr>
-        <w:ind w:left="5040" w:hanging="360"/>
-      </w:pPr>
-    </w:lvl>
-    <w:lvl w:ilvl="7">
-      <w:start w:val="8"/>
-      <w:numFmt w:val="decimal"/>
-      <w:lvlText w:val="%8."/>
-      <w:lvlJc w:val="left"/>
-      <w:pPr>
-        <w:ind w:left="5760" w:hanging="360"/>
-      </w:pPr>
-    </w:lvl>
-    <w:lvl w:ilvl="8">
-      <w:start w:val="8"/>
-      <w:numFmt w:val="decimal"/>
-      <w:lvlText w:val="%9."/>
-      <w:lvlJc w:val="left"/>
-      <w:pPr>
-        <w:ind w:left="6480" w:hanging="360"/>
-      </w:pPr>
-    </w:lvl>
-  </w:abstractNum>
-  <w:abstractNum w:abstractNumId="994111">
-    <w:nsid w:val="0A994111"/>
-    <w:multiLevelType w:val="multilevel"/>
-    <w:lvl w:ilvl="0">
-      <w:start w:val="11"/>
-      <w:numFmt w:val="decimal"/>
-      <w:lvlText w:val="%1."/>
-      <w:lvlJc w:val="left"/>
-      <w:pPr>
-        <w:ind w:left="720" w:hanging="360"/>
-      </w:pPr>
-    </w:lvl>
-    <w:lvl w:ilvl="1">
-      <w:start w:val="11"/>
-      <w:numFmt w:val="decimal"/>
-      <w:lvlText w:val="%2."/>
-      <w:lvlJc w:val="left"/>
-      <w:pPr>
-        <w:ind w:left="1440" w:hanging="360"/>
-      </w:pPr>
-    </w:lvl>
-    <w:lvl w:ilvl="2">
-      <w:start w:val="11"/>
-      <w:numFmt w:val="decimal"/>
-      <w:lvlText w:val="%3."/>
-      <w:lvlJc w:val="left"/>
-      <w:pPr>
-        <w:ind w:left="2160" w:hanging="360"/>
-      </w:pPr>
-    </w:lvl>
-    <w:lvl w:ilvl="3">
-      <w:start w:val="11"/>
-      <w:numFmt w:val="decimal"/>
-      <w:lvlText w:val="%4."/>
-      <w:lvlJc w:val="left"/>
-      <w:pPr>
-        <w:ind w:left="2880" w:hanging="360"/>
-      </w:pPr>
-    </w:lvl>
-    <w:lvl w:ilvl="4">
-      <w:start w:val="11"/>
-      <w:numFmt w:val="decimal"/>
-      <w:lvlText w:val="%5."/>
-      <w:lvlJc w:val="left"/>
-      <w:pPr>
-        <w:ind w:left="3600" w:hanging="360"/>
-      </w:pPr>
-    </w:lvl>
-    <w:lvl w:ilvl="5">
-      <w:start w:val="11"/>
-      <w:numFmt w:val="decimal"/>
-      <w:lvlText w:val="%6."/>
-      <w:lvlJc w:val="left"/>
-      <w:pPr>
-        <w:ind w:left="4320" w:hanging="360"/>
-      </w:pPr>
-    </w:lvl>
-    <w:lvl w:ilvl="6">
-      <w:start w:val="11"/>
-      <w:numFmt w:val="decimal"/>
-      <w:lvlText w:val="%7."/>
-      <w:lvlJc w:val="left"/>
-      <w:pPr>
-        <w:ind w:left="5040" w:hanging="360"/>
-      </w:pPr>
-    </w:lvl>
-    <w:lvl w:ilvl="7">
-      <w:start w:val="11"/>
-      <w:numFmt w:val="decimal"/>
-      <w:lvlText w:val="%8."/>
-      <w:lvlJc w:val="left"/>
-      <w:pPr>
-        <w:ind w:left="5760" w:hanging="360"/>
-      </w:pPr>
-    </w:lvl>
-    <w:lvl w:ilvl="8">
-      <w:start w:val="11"/>
-      <w:numFmt w:val="decimal"/>
-      <w:lvlText w:val="%9."/>
-      <w:lvlJc w:val="left"/>
-      <w:pPr>
-        <w:ind w:left="6480" w:hanging="360"/>
-      </w:pPr>
-    </w:lvl>
-  </w:abstractNum>
-  <w:abstractNum w:abstractNumId="994113">
-    <w:nsid w:val="0A994113"/>
-    <w:multiLevelType w:val="multilevel"/>
-    <w:lvl w:ilvl="0">
-      <w:start w:val="13"/>
-      <w:numFmt w:val="decimal"/>
-      <w:lvlText w:val="%1."/>
-      <w:lvlJc w:val="left"/>
-      <w:pPr>
-        <w:ind w:left="720" w:hanging="360"/>
-      </w:pPr>
-    </w:lvl>
-    <w:lvl w:ilvl="1">
-      <w:start w:val="13"/>
-      <w:numFmt w:val="decimal"/>
-      <w:lvlText w:val="%2."/>
-      <w:lvlJc w:val="left"/>
-      <w:pPr>
-        <w:ind w:left="1440" w:hanging="360"/>
-      </w:pPr>
-    </w:lvl>
-    <w:lvl w:ilvl="2">
-      <w:start w:val="13"/>
-      <w:numFmt w:val="decimal"/>
-      <w:lvlText w:val="%3."/>
-      <w:lvlJc w:val="left"/>
-      <w:pPr>
-        <w:ind w:left="2160" w:hanging="360"/>
-      </w:pPr>
-    </w:lvl>
-    <w:lvl w:ilvl="3">
-      <w:start w:val="13"/>
-      <w:numFmt w:val="decimal"/>
-      <w:lvlText w:val="%4."/>
-      <w:lvlJc w:val="left"/>
-      <w:pPr>
-        <w:ind w:left="2880" w:hanging="360"/>
-      </w:pPr>
-    </w:lvl>
-    <w:lvl w:ilvl="4">
-      <w:start w:val="13"/>
-      <w:numFmt w:val="decimal"/>
-      <w:lvlText w:val="%5."/>
-      <w:lvlJc w:val="left"/>
-      <w:pPr>
-        <w:ind w:left="3600" w:hanging="360"/>
-      </w:pPr>
-    </w:lvl>
-    <w:lvl w:ilvl="5">
-      <w:start w:val="13"/>
-      <w:numFmt w:val="decimal"/>
-      <w:lvlText w:val="%6."/>
-      <w:lvlJc w:val="left"/>
-      <w:pPr>
-        <w:ind w:left="4320" w:hanging="360"/>
-      </w:pPr>
-    </w:lvl>
-    <w:lvl w:ilvl="6">
-      <w:start w:val="13"/>
-      <w:numFmt w:val="decimal"/>
-      <w:lvlText w:val="%7."/>
-      <w:lvlJc w:val="left"/>
-      <w:pPr>
-        <w:ind w:left="5040" w:hanging="360"/>
-      </w:pPr>
-    </w:lvl>
-    <w:lvl w:ilvl="7">
-      <w:start w:val="13"/>
-      <w:numFmt w:val="decimal"/>
-      <w:lvlText w:val="%8."/>
-      <w:lvlJc w:val="left"/>
-      <w:pPr>
-        <w:ind w:left="5760" w:hanging="360"/>
-      </w:pPr>
-    </w:lvl>
-    <w:lvl w:ilvl="8">
-      <w:start w:val="13"/>
-      <w:numFmt w:val="decimal"/>
-      <w:lvlText w:val="%9."/>
-      <w:lvlJc w:val="left"/>
-      <w:pPr>
-        <w:ind w:left="6480" w:hanging="360"/>
-      </w:pPr>
-    </w:lvl>
-  </w:abstractNum>
   <w:num w:numId="1000">
     <w:abstractNumId w:val="990"/>
   </w:num>
@@ -46287,186 +46026,6 @@
     </w:lvlOverride>
   </w:num>
   <w:num w:numId="1008">
-    <w:abstractNumId w:val="99411"/>
-    <w:lvlOverride w:ilvl="0">
-      <w:startOverride w:val="1"/>
-    </w:lvlOverride>
-    <w:lvlOverride w:ilvl="1">
-      <w:startOverride w:val="1"/>
-    </w:lvlOverride>
-    <w:lvlOverride w:ilvl="2">
-      <w:startOverride w:val="1"/>
-    </w:lvlOverride>
-    <w:lvlOverride w:ilvl="3">
-      <w:startOverride w:val="1"/>
-    </w:lvlOverride>
-    <w:lvlOverride w:ilvl="4">
-      <w:startOverride w:val="1"/>
-    </w:lvlOverride>
-    <w:lvlOverride w:ilvl="5">
-      <w:startOverride w:val="1"/>
-    </w:lvlOverride>
-    <w:lvlOverride w:ilvl="6">
-      <w:startOverride w:val="1"/>
-    </w:lvlOverride>
-    <w:lvlOverride w:ilvl="7">
-      <w:startOverride w:val="1"/>
-    </w:lvlOverride>
-    <w:lvlOverride w:ilvl="8">
-      <w:startOverride w:val="1"/>
-    </w:lvlOverride>
-  </w:num>
-  <w:num w:numId="1009">
-    <w:abstractNumId w:val="99414"/>
-    <w:lvlOverride w:ilvl="0">
-      <w:startOverride w:val="4"/>
-    </w:lvlOverride>
-    <w:lvlOverride w:ilvl="1">
-      <w:startOverride w:val="4"/>
-    </w:lvlOverride>
-    <w:lvlOverride w:ilvl="2">
-      <w:startOverride w:val="4"/>
-    </w:lvlOverride>
-    <w:lvlOverride w:ilvl="3">
-      <w:startOverride w:val="4"/>
-    </w:lvlOverride>
-    <w:lvlOverride w:ilvl="4">
-      <w:startOverride w:val="4"/>
-    </w:lvlOverride>
-    <w:lvlOverride w:ilvl="5">
-      <w:startOverride w:val="4"/>
-    </w:lvlOverride>
-    <w:lvlOverride w:ilvl="6">
-      <w:startOverride w:val="4"/>
-    </w:lvlOverride>
-    <w:lvlOverride w:ilvl="7">
-      <w:startOverride w:val="4"/>
-    </w:lvlOverride>
-    <w:lvlOverride w:ilvl="8">
-      <w:startOverride w:val="4"/>
-    </w:lvlOverride>
-  </w:num>
-  <w:num w:numId="1010">
-    <w:abstractNumId w:val="99417"/>
-    <w:lvlOverride w:ilvl="0">
-      <w:startOverride w:val="7"/>
-    </w:lvlOverride>
-    <w:lvlOverride w:ilvl="1">
-      <w:startOverride w:val="7"/>
-    </w:lvlOverride>
-    <w:lvlOverride w:ilvl="2">
-      <w:startOverride w:val="7"/>
-    </w:lvlOverride>
-    <w:lvlOverride w:ilvl="3">
-      <w:startOverride w:val="7"/>
-    </w:lvlOverride>
-    <w:lvlOverride w:ilvl="4">
-      <w:startOverride w:val="7"/>
-    </w:lvlOverride>
-    <w:lvlOverride w:ilvl="5">
-      <w:startOverride w:val="7"/>
-    </w:lvlOverride>
-    <w:lvlOverride w:ilvl="6">
-      <w:startOverride w:val="7"/>
-    </w:lvlOverride>
-    <w:lvlOverride w:ilvl="7">
-      <w:startOverride w:val="7"/>
-    </w:lvlOverride>
-    <w:lvlOverride w:ilvl="8">
-      <w:startOverride w:val="7"/>
-    </w:lvlOverride>
-  </w:num>
-  <w:num w:numId="1011">
-    <w:abstractNumId w:val="99418"/>
-    <w:lvlOverride w:ilvl="0">
-      <w:startOverride w:val="8"/>
-    </w:lvlOverride>
-    <w:lvlOverride w:ilvl="1">
-      <w:startOverride w:val="8"/>
-    </w:lvlOverride>
-    <w:lvlOverride w:ilvl="2">
-      <w:startOverride w:val="8"/>
-    </w:lvlOverride>
-    <w:lvlOverride w:ilvl="3">
-      <w:startOverride w:val="8"/>
-    </w:lvlOverride>
-    <w:lvlOverride w:ilvl="4">
-      <w:startOverride w:val="8"/>
-    </w:lvlOverride>
-    <w:lvlOverride w:ilvl="5">
-      <w:startOverride w:val="8"/>
-    </w:lvlOverride>
-    <w:lvlOverride w:ilvl="6">
-      <w:startOverride w:val="8"/>
-    </w:lvlOverride>
-    <w:lvlOverride w:ilvl="7">
-      <w:startOverride w:val="8"/>
-    </w:lvlOverride>
-    <w:lvlOverride w:ilvl="8">
-      <w:startOverride w:val="8"/>
-    </w:lvlOverride>
-  </w:num>
-  <w:num w:numId="1012">
-    <w:abstractNumId w:val="994111"/>
-    <w:lvlOverride w:ilvl="0">
-      <w:startOverride w:val="11"/>
-    </w:lvlOverride>
-    <w:lvlOverride w:ilvl="1">
-      <w:startOverride w:val="11"/>
-    </w:lvlOverride>
-    <w:lvlOverride w:ilvl="2">
-      <w:startOverride w:val="11"/>
-    </w:lvlOverride>
-    <w:lvlOverride w:ilvl="3">
-      <w:startOverride w:val="11"/>
-    </w:lvlOverride>
-    <w:lvlOverride w:ilvl="4">
-      <w:startOverride w:val="11"/>
-    </w:lvlOverride>
-    <w:lvlOverride w:ilvl="5">
-      <w:startOverride w:val="11"/>
-    </w:lvlOverride>
-    <w:lvlOverride w:ilvl="6">
-      <w:startOverride w:val="11"/>
-    </w:lvlOverride>
-    <w:lvlOverride w:ilvl="7">
-      <w:startOverride w:val="11"/>
-    </w:lvlOverride>
-    <w:lvlOverride w:ilvl="8">
-      <w:startOverride w:val="11"/>
-    </w:lvlOverride>
-  </w:num>
-  <w:num w:numId="1013">
-    <w:abstractNumId w:val="994113"/>
-    <w:lvlOverride w:ilvl="0">
-      <w:startOverride w:val="13"/>
-    </w:lvlOverride>
-    <w:lvlOverride w:ilvl="1">
-      <w:startOverride w:val="13"/>
-    </w:lvlOverride>
-    <w:lvlOverride w:ilvl="2">
-      <w:startOverride w:val="13"/>
-    </w:lvlOverride>
-    <w:lvlOverride w:ilvl="3">
-      <w:startOverride w:val="13"/>
-    </w:lvlOverride>
-    <w:lvlOverride w:ilvl="4">
-      <w:startOverride w:val="13"/>
-    </w:lvlOverride>
-    <w:lvlOverride w:ilvl="5">
-      <w:startOverride w:val="13"/>
-    </w:lvlOverride>
-    <w:lvlOverride w:ilvl="6">
-      <w:startOverride w:val="13"/>
-    </w:lvlOverride>
-    <w:lvlOverride w:ilvl="7">
-      <w:startOverride w:val="13"/>
-    </w:lvlOverride>
-    <w:lvlOverride w:ilvl="8">
-      <w:startOverride w:val="13"/>
-    </w:lvlOverride>
-  </w:num>
-  <w:num w:numId="1014">
     <w:abstractNumId w:val="991"/>
   </w:num>
 </w:numbering>

--- a/06-学生侧材料/讲义/4-分析化学/氧化还原滴定与沉淀滴定-超级充实版（自学完整）.docx
+++ b/06-学生侧材料/讲义/4-分析化学/氧化还原滴定与沉淀滴定-超级充实版（自学完整）.docx
@@ -64,13 +64,43 @@
     <w:p>
       <w:pPr>
         <w:pStyle w:val="Heading2"/>
-        <w:spacing w:after="120" w:before="280"/>
+        <w:spacing w:before="280" w:after="120"/>
       </w:pPr>
       <w:r>
         <w:rPr>
           <w:rFonts w:hint="eastAsia" w:ascii="Times New Roman" w:hAnsi="Times New Roman" w:eastAsia="SimHei" w:cs="Times New Roman"/>
         </w:rPr>
         <w:t xml:space="preserve">学习目标</w:t>
+      </w:r>
+    </w:p>
+    <w:p>
+      <w:pPr>
+        <w:pStyle w:val="BlockText"/>
+        <w:spacing w:after="80"/>
+      </w:pPr>
+      <w:r>
+        <w:rPr>
+          <w:rFonts w:hint="eastAsia" w:ascii="Times New Roman" w:hAnsi="Times New Roman" w:eastAsia="FangSong" w:cs="Times New Roman"/>
+        </w:rPr>
+        <w:t>对齐考纲</w:t>
+      </w:r>
+      <w:r>
+        <w:rPr>
+          <w:rFonts w:hint="eastAsia" w:ascii="Times New Roman" w:hAnsi="Times New Roman" w:eastAsia="Times New Roman" w:cs="Times New Roman"/>
+        </w:rPr>
+        <w:t>：§18</w:t>
+      </w:r>
+      <w:r>
+        <w:rPr>
+          <w:rFonts w:ascii="Times New Roman" w:hAnsi="Times New Roman" w:eastAsia="Times New Roman" w:cs="Times New Roman"/>
+        </w:rPr>
+        <w:t xml:space="preserve"> </w:t>
+      </w:r>
+      <w:r>
+        <w:rPr>
+          <w:rFonts w:hint="eastAsia" w:ascii="Times New Roman" w:hAnsi="Times New Roman" w:eastAsia="FangSong" w:cs="Times New Roman"/>
+        </w:rPr>
+        <w:t xml:space="preserve">容量分析</w:t>
       </w:r>
     </w:p>
     <w:tbl>
@@ -100,7 +130,7 @@
                 <w:rFonts w:hint="eastAsia" w:ascii="Times New Roman" w:hAnsi="Times New Roman" w:eastAsia="SimHei" w:cs="Times New Roman"/>
                 <w:b/>
               </w:rPr>
-              <w:t xml:space="preserve">模块</w:t>
+              <w:t xml:space="preserve">考纲条目</w:t>
             </w:r>
           </w:p>
         </w:tc>
@@ -116,7 +146,7 @@
                 <w:rFonts w:hint="eastAsia" w:ascii="Times New Roman" w:hAnsi="Times New Roman" w:eastAsia="SimHei" w:cs="Times New Roman"/>
                 <w:b/>
               </w:rPr>
-              <w:t xml:space="preserve">核心能力</w:t>
+              <w:t xml:space="preserve">学完本讲你应能</w:t>
             </w:r>
           </w:p>
         </w:tc>
@@ -131,11 +161,27 @@
             </w:pPr>
             <w:r>
               <w:rPr>
+                <w:rFonts w:ascii="Times New Roman" w:hAnsi="Times New Roman" w:eastAsia="Times New Roman" w:cs="Times New Roman"/>
+              </w:rPr>
+              <w:t xml:space="preserve">§18 </w:t>
+            </w:r>
+            <w:r>
+              <w:rPr>
                 <w:rFonts w:hint="eastAsia" w:ascii="Times New Roman" w:hAnsi="Times New Roman" w:eastAsia="FangSong" w:cs="Times New Roman"/>
-                <w:b/>
-                <w:bCs/>
-              </w:rPr>
-              <w:t xml:space="preserve">理论基础</w:t>
+              </w:rPr>
+              <w:t xml:space="preserve">容量分析</w:t>
+            </w:r>
+            <w:r>
+              <w:rPr>
+                <w:rFonts w:ascii="Times New Roman" w:hAnsi="Times New Roman" w:eastAsia="Times New Roman" w:cs="Times New Roman"/>
+              </w:rPr>
+              <w:t xml:space="preserve"> · </w:t>
+            </w:r>
+            <w:r>
+              <w:rPr>
+                <w:rFonts w:hint="eastAsia" w:ascii="Times New Roman" w:hAnsi="Times New Roman" w:eastAsia="FangSong" w:cs="Times New Roman"/>
+              </w:rPr>
+              <w:t xml:space="preserve">氧化还原滴定可行性与指示剂</w:t>
             </w:r>
           </w:p>
         </w:tc>
@@ -227,28 +273,27 @@
             </w:pPr>
             <w:r>
               <w:rPr>
-                <w:rFonts w:hint="eastAsia" w:ascii="Times New Roman" w:hAnsi="Times New Roman" w:eastAsia="Times New Roman" w:cs="Times New Roman"/>
-                <w:b/>
-                <w:bCs/>
-              </w:rPr>
-              <w:t>KMnO</w:t>
-            </w:r>
-            <w:r>
-              <w:rPr>
-                <w:rFonts w:hint="eastAsia" w:ascii="Times New Roman" w:hAnsi="Times New Roman" w:eastAsia="Times New Roman" w:cs="Times New Roman"/>
-                <w:b/>
-                <w:bCs/>
-                <w:vertAlign w:val="subscript"/>
-              </w:rPr>
-              <w:t>4</w:t>
+                <w:rFonts w:ascii="Times New Roman" w:hAnsi="Times New Roman" w:eastAsia="Times New Roman" w:cs="Times New Roman"/>
+              </w:rPr>
+              <w:t xml:space="preserve">§18 </w:t>
             </w:r>
             <w:r>
               <w:rPr>
                 <w:rFonts w:hint="eastAsia" w:ascii="Times New Roman" w:hAnsi="Times New Roman" w:eastAsia="FangSong" w:cs="Times New Roman"/>
-                <w:b/>
-                <w:bCs/>
-              </w:rPr>
-              <w:t>法</w:t>
+              </w:rPr>
+              <w:t xml:space="preserve">容量分析</w:t>
+            </w:r>
+            <w:r>
+              <w:rPr>
+                <w:rFonts w:ascii="Times New Roman" w:hAnsi="Times New Roman" w:eastAsia="Times New Roman" w:cs="Times New Roman"/>
+              </w:rPr>
+              <w:t xml:space="preserve"> · </w:t>
+            </w:r>
+            <w:r>
+              <w:rPr>
+                <w:rFonts w:hint="eastAsia" w:ascii="Times New Roman" w:hAnsi="Times New Roman" w:eastAsia="FangSong" w:cs="Times New Roman"/>
+              </w:rPr>
+              <w:t xml:space="preserve">高锰酸钾法</w:t>
             </w:r>
           </w:p>
         </w:tc>
@@ -455,9 +500,25 @@
             </w:pPr>
             <w:r>
               <w:rPr>
+                <w:rFonts w:ascii="Times New Roman" w:hAnsi="Times New Roman" w:eastAsia="Times New Roman" w:cs="Times New Roman"/>
+              </w:rPr>
+              <w:t xml:space="preserve">§18 </w:t>
+            </w:r>
+            <w:r>
+              <w:rPr>
                 <w:rFonts w:hint="eastAsia" w:ascii="Times New Roman" w:hAnsi="Times New Roman" w:eastAsia="FangSong" w:cs="Times New Roman"/>
-                <w:b/>
-                <w:bCs/>
+              </w:rPr>
+              <w:t xml:space="preserve">容量分析</w:t>
+            </w:r>
+            <w:r>
+              <w:rPr>
+                <w:rFonts w:ascii="Times New Roman" w:hAnsi="Times New Roman" w:eastAsia="Times New Roman" w:cs="Times New Roman"/>
+              </w:rPr>
+              <w:t xml:space="preserve"> · </w:t>
+            </w:r>
+            <w:r>
+              <w:rPr>
+                <w:rFonts w:hint="eastAsia" w:ascii="Times New Roman" w:hAnsi="Times New Roman" w:eastAsia="FangSong" w:cs="Times New Roman"/>
               </w:rPr>
               <w:t xml:space="preserve">碘量法</w:t>
             </w:r>
@@ -589,62 +650,27 @@
             </w:pPr>
             <w:r>
               <w:rPr>
-                <w:rFonts w:hint="eastAsia" w:ascii="Times New Roman" w:hAnsi="Times New Roman" w:eastAsia="Times New Roman" w:cs="Times New Roman"/>
-                <w:b/>
-                <w:bCs/>
-              </w:rPr>
-              <w:t>K</w:t>
-            </w:r>
-            <w:r>
-              <w:rPr>
-                <w:rFonts w:hint="eastAsia" w:ascii="Times New Roman" w:hAnsi="Times New Roman" w:eastAsia="Times New Roman" w:cs="Times New Roman"/>
-                <w:b/>
-                <w:bCs/>
-                <w:vertAlign w:val="subscript"/>
-              </w:rPr>
-              <w:t>2</w:t>
-            </w:r>
-            <w:r>
-              <w:rPr>
-                <w:rFonts w:hint="eastAsia" w:ascii="Times New Roman" w:hAnsi="Times New Roman" w:eastAsia="Times New Roman" w:cs="Times New Roman"/>
-                <w:b/>
-                <w:bCs/>
-              </w:rPr>
-              <w:t>Cr</w:t>
-            </w:r>
-            <w:r>
-              <w:rPr>
-                <w:rFonts w:hint="eastAsia" w:ascii="Times New Roman" w:hAnsi="Times New Roman" w:eastAsia="Times New Roman" w:cs="Times New Roman"/>
-                <w:b/>
-                <w:bCs/>
-                <w:vertAlign w:val="subscript"/>
-              </w:rPr>
-              <w:t>2</w:t>
-            </w:r>
-            <w:r>
-              <w:rPr>
-                <w:rFonts w:hint="eastAsia" w:ascii="Times New Roman" w:hAnsi="Times New Roman" w:eastAsia="Times New Roman" w:cs="Times New Roman"/>
-                <w:b/>
-                <w:bCs/>
-              </w:rPr>
-              <w:t>O</w:t>
-            </w:r>
-            <w:r>
-              <w:rPr>
-                <w:rFonts w:hint="eastAsia" w:ascii="Times New Roman" w:hAnsi="Times New Roman" w:eastAsia="Times New Roman" w:cs="Times New Roman"/>
-                <w:b/>
-                <w:bCs/>
-                <w:vertAlign w:val="subscript"/>
-              </w:rPr>
-              <w:t>7</w:t>
+                <w:rFonts w:ascii="Times New Roman" w:hAnsi="Times New Roman" w:eastAsia="Times New Roman" w:cs="Times New Roman"/>
+              </w:rPr>
+              <w:t xml:space="preserve">§18 </w:t>
             </w:r>
             <w:r>
               <w:rPr>
                 <w:rFonts w:hint="eastAsia" w:ascii="Times New Roman" w:hAnsi="Times New Roman" w:eastAsia="FangSong" w:cs="Times New Roman"/>
-                <w:b/>
-                <w:bCs/>
-              </w:rPr>
-              <w:t>法</w:t>
+              </w:rPr>
+              <w:t xml:space="preserve">容量分析</w:t>
+            </w:r>
+            <w:r>
+              <w:rPr>
+                <w:rFonts w:ascii="Times New Roman" w:hAnsi="Times New Roman" w:eastAsia="Times New Roman" w:cs="Times New Roman"/>
+              </w:rPr>
+              <w:t xml:space="preserve"> · </w:t>
+            </w:r>
+            <w:r>
+              <w:rPr>
+                <w:rFonts w:hint="eastAsia" w:ascii="Times New Roman" w:hAnsi="Times New Roman" w:eastAsia="FangSong" w:cs="Times New Roman"/>
+              </w:rPr>
+              <w:t xml:space="preserve">重铬酸钾法</w:t>
             </w:r>
           </w:p>
         </w:tc>
@@ -773,11 +799,27 @@
             </w:pPr>
             <w:r>
               <w:rPr>
+                <w:rFonts w:ascii="Times New Roman" w:hAnsi="Times New Roman" w:eastAsia="Times New Roman" w:cs="Times New Roman"/>
+              </w:rPr>
+              <w:t xml:space="preserve">§18 </w:t>
+            </w:r>
+            <w:r>
+              <w:rPr>
                 <w:rFonts w:hint="eastAsia" w:ascii="Times New Roman" w:hAnsi="Times New Roman" w:eastAsia="FangSong" w:cs="Times New Roman"/>
-                <w:b/>
-                <w:bCs/>
-              </w:rPr>
-              <w:t xml:space="preserve">银量法</w:t>
+              </w:rPr>
+              <w:t xml:space="preserve">容量分析</w:t>
+            </w:r>
+            <w:r>
+              <w:rPr>
+                <w:rFonts w:ascii="Times New Roman" w:hAnsi="Times New Roman" w:eastAsia="Times New Roman" w:cs="Times New Roman"/>
+              </w:rPr>
+              <w:t xml:space="preserve"> · </w:t>
+            </w:r>
+            <w:r>
+              <w:rPr>
+                <w:rFonts w:hint="eastAsia" w:ascii="Times New Roman" w:hAnsi="Times New Roman" w:eastAsia="FangSong" w:cs="Times New Roman"/>
+              </w:rPr>
+              <w:t xml:space="preserve">沉淀滴定三法</w:t>
             </w:r>
           </w:p>
         </w:tc>

--- a/06-学生侧材料/讲义/4-分析化学/氧化还原滴定与沉淀滴定-超级充实版（自学完整）.docx
+++ b/06-学生侧材料/讲义/4-分析化学/氧化还原滴定与沉淀滴定-超级充实版（自学完整）.docx
@@ -19297,7 +19297,7 @@
         <w:rPr>
           <w:rFonts w:ascii="Times New Roman" w:hAnsi="Times New Roman" w:eastAsia="Times New Roman" w:cs="Times New Roman"/>
         </w:rPr>
-        <w:t xml:space="preserve">- ❌ </w:t>
+        <w:t xml:space="preserve">- ✗ </w:t>
       </w:r>
       <w:r>
         <w:rPr>
@@ -23706,7 +23706,7 @@
               <w:rPr>
                 <w:rFonts w:ascii="Times New Roman" w:hAnsi="Times New Roman" w:eastAsia="Times New Roman" w:cs="Times New Roman"/>
               </w:rPr>
-              <w:t xml:space="preserve">❌ </w:t>
+              <w:t xml:space="preserve">✗ </w:t>
             </w:r>
             <w:r>
               <w:rPr>

--- a/06-学生侧材料/讲义/4-分析化学/氧化还原滴定与沉淀滴定-超级充实版（自学完整）.docx
+++ b/06-学生侧材料/讲义/4-分析化学/氧化还原滴定与沉淀滴定-超级充实版（自学完整）.docx
@@ -2,7 +2,7 @@
 <file path=word/document.xml><?xml version="1.0" encoding="utf-8"?>
 <w:document xmlns:w="http://schemas.openxmlformats.org/wordprocessingml/2006/main" xmlns:m="http://schemas.openxmlformats.org/officeDocument/2006/math" xmlns:r="http://schemas.openxmlformats.org/officeDocument/2006/relationships" xmlns:o="urn:schemas-microsoft-com:office:office" xmlns:v="urn:schemas-microsoft-com:vml" xmlns:w10="urn:schemas-microsoft-com:office:word" xmlns:a="http://schemas.openxmlformats.org/drawingml/2006/main" xmlns:pic="http://schemas.openxmlformats.org/drawingml/2006/picture" xmlns:wp="http://schemas.openxmlformats.org/drawingml/2006/wordprocessingDrawing">
   <w:body>
-    <w:bookmarkStart w:id="64" w:name="第2讲氧化还原滴定与沉淀滴定"/>
+    <w:bookmarkStart w:id="64" w:name="第3讲氧化还原滴定与沉淀滴定"/>
     <w:p>
       <w:pPr>
         <w:pStyle w:val="Heading1"/>
@@ -19,7 +19,7 @@
         <w:rPr>
           <w:rFonts w:hint="eastAsia" w:ascii="Times New Roman" w:hAnsi="Times New Roman" w:eastAsia="Times New Roman" w:cs="Times New Roman"/>
         </w:rPr>
-        <w:t>2</w:t>
+        <w:t>3</w:t>
       </w:r>
       <w:r>
         <w:rPr>
@@ -21237,7 +21237,7 @@
           <w:b/>
           <w:bCs/>
         </w:rPr>
-        <w:t xml:space="preserve">使结果偏高</w:t>
+        <w:t xml:space="preserve">使结果偏低</w:t>
       </w:r>
       <w:r>
         <w:rPr>
@@ -21305,6 +21305,67 @@
         <w:rPr>
           <w:rFonts w:ascii="Times New Roman" w:hAnsi="Times New Roman" w:eastAsia="Times New Roman" w:cs="Times New Roman"/>
         </w:rPr>
+        <w:t xml:space="preserve"> → </w:t>
+      </w:r>
+      <w:r>
+        <w:rPr>
+          <w:rFonts w:hint="eastAsia" w:ascii="Times New Roman" w:hAnsi="Times New Roman" w:eastAsia="FangSong" w:cs="Times New Roman"/>
+        </w:rPr>
+        <w:t>总量</w:t>
+      </w:r>
+      <w:r>
+        <w:rPr>
+          <w:rFonts w:hint="eastAsia" w:ascii="Times New Roman" w:hAnsi="Times New Roman" w:eastAsia="Times New Roman" w:cs="Times New Roman"/>
+        </w:rPr>
+        <w:t>−</w:t>
+      </w:r>
+      <w:r>
+        <w:rPr>
+          <w:rFonts w:hint="eastAsia" w:ascii="Times New Roman" w:hAnsi="Times New Roman" w:eastAsia="FangSong" w:cs="Times New Roman"/>
+        </w:rPr>
+        <w:t>剩余</w:t>
+      </w:r>
+      <w:r>
+        <w:rPr>
+          <w:rFonts w:hint="eastAsia" w:ascii="Times New Roman" w:hAnsi="Times New Roman" w:eastAsia="Times New Roman" w:cs="Times New Roman"/>
+        </w:rPr>
+        <w:t>=</w:t>
+      </w:r>
+      <w:r>
+        <w:rPr>
+          <w:rFonts w:hint="eastAsia" w:ascii="Times New Roman" w:hAnsi="Times New Roman" w:eastAsia="FangSong" w:cs="Times New Roman"/>
+        </w:rPr>
+        <w:t>反应掉的</w:t>
+      </w:r>
+      <w:r>
+        <w:rPr>
+          <w:rFonts w:ascii="Times New Roman" w:hAnsi="Times New Roman" w:eastAsia="Times New Roman" w:cs="Times New Roman"/>
+        </w:rPr>
+        <w:t xml:space="preserve"> Ag</w:t>
+      </w:r>
+      <w:r>
+        <w:rPr>
+          <w:rFonts w:ascii="Times New Roman" w:hAnsi="Times New Roman" w:eastAsia="Times New Roman" w:cs="Times New Roman"/>
+          <w:vertAlign w:val="superscript"/>
+        </w:rPr>
+        <w:t>+</w:t>
+      </w:r>
+      <w:r>
+        <w:rPr>
+          <w:rFonts w:ascii="Times New Roman" w:hAnsi="Times New Roman" w:eastAsia="Times New Roman" w:cs="Times New Roman"/>
+        </w:rPr>
+        <w:t xml:space="preserve"> </w:t>
+      </w:r>
+      <w:r>
+        <w:rPr>
+          <w:rFonts w:hint="eastAsia" w:ascii="Times New Roman" w:hAnsi="Times New Roman" w:eastAsia="FangSong" w:cs="Times New Roman"/>
+        </w:rPr>
+        <w:t xml:space="preserve">偏少</w:t>
+      </w:r>
+      <w:r>
+        <w:rPr>
+          <w:rFonts w:ascii="Times New Roman" w:hAnsi="Times New Roman" w:eastAsia="Times New Roman" w:cs="Times New Roman"/>
+        </w:rPr>
         <w:t xml:space="preserve"> → Cl</w:t>
       </w:r>
       <w:r>
@@ -21330,19 +21391,103 @@
         <w:rPr>
           <w:rFonts w:hint="eastAsia" w:ascii="Times New Roman" w:hAnsi="Times New Roman" w:eastAsia="Times New Roman" w:cs="Times New Roman"/>
         </w:rPr>
+        <w:t>；</w:t>
+      </w:r>
+      <w:r>
+        <w:rPr>
+          <w:rFonts w:hint="eastAsia" w:ascii="Times New Roman" w:hAnsi="Times New Roman" w:eastAsia="FangSong" w:cs="Times New Roman"/>
+        </w:rPr>
+        <w:t>与本讲例</w:t>
+      </w:r>
+      <w:r>
+        <w:rPr>
+          <w:rFonts w:hint="eastAsia" w:ascii="Times New Roman" w:hAnsi="Times New Roman" w:eastAsia="Times New Roman" w:cs="Times New Roman"/>
+        </w:rPr>
+        <w:t>5、§</w:t>
+      </w:r>
+      <w:r>
+        <w:rPr>
+          <w:rFonts w:hint="eastAsia" w:ascii="Times New Roman" w:hAnsi="Times New Roman" w:eastAsia="FangSong" w:cs="Times New Roman"/>
+        </w:rPr>
+        <w:t>七速查表一致</w:t>
+      </w:r>
+      <w:r>
+        <w:rPr>
+          <w:rFonts w:hint="eastAsia" w:ascii="Times New Roman" w:hAnsi="Times New Roman" w:eastAsia="Times New Roman" w:cs="Times New Roman"/>
+        </w:rPr>
+        <w:t>）。〔</w:t>
+      </w:r>
+      <w:r>
+        <w:rPr>
+          <w:rFonts w:hint="eastAsia" w:ascii="Times New Roman" w:hAnsi="Times New Roman" w:eastAsia="FangSong" w:cs="Times New Roman"/>
+        </w:rPr>
+        <w:t>校勘注</w:t>
+      </w:r>
+      <w:r>
+        <w:rPr>
+          <w:rFonts w:hint="eastAsia" w:ascii="Times New Roman" w:hAnsi="Times New Roman" w:eastAsia="Times New Roman" w:cs="Times New Roman"/>
+        </w:rPr>
+        <w:t>：</w:t>
+      </w:r>
+      <w:r>
+        <w:rPr>
+          <w:rFonts w:hint="eastAsia" w:ascii="Times New Roman" w:hAnsi="Times New Roman" w:eastAsia="FangSong" w:cs="Times New Roman"/>
+        </w:rPr>
+        <w:t>原文此处误作</w:t>
+      </w:r>
+      <w:r>
+        <w:rPr>
+          <w:rFonts w:hint="eastAsia" w:ascii="Times New Roman" w:hAnsi="Times New Roman" w:eastAsia="Times New Roman" w:cs="Times New Roman"/>
+        </w:rPr>
+        <w:t>「</w:t>
+      </w:r>
+      <w:r>
+        <w:rPr>
+          <w:rFonts w:hint="eastAsia" w:ascii="Times New Roman" w:hAnsi="Times New Roman" w:eastAsia="FangSong" w:cs="Times New Roman"/>
+        </w:rPr>
+        <w:t>使结果偏高</w:t>
+      </w:r>
+      <w:r>
+        <w:rPr>
+          <w:rFonts w:hint="eastAsia" w:ascii="Times New Roman" w:hAnsi="Times New Roman" w:eastAsia="Times New Roman" w:cs="Times New Roman"/>
+        </w:rPr>
+        <w:t>」，</w:t>
+      </w:r>
+      <w:r>
+        <w:rPr>
+          <w:rFonts w:hint="eastAsia" w:ascii="Times New Roman" w:hAnsi="Times New Roman" w:eastAsia="FangSong" w:cs="Times New Roman"/>
+        </w:rPr>
+        <w:t>与其后推理链及例</w:t>
+      </w:r>
+      <w:r>
+        <w:rPr>
+          <w:rFonts w:hint="eastAsia" w:ascii="Times New Roman" w:hAnsi="Times New Roman" w:eastAsia="Times New Roman" w:cs="Times New Roman"/>
+        </w:rPr>
+        <w:t>5</w:t>
+      </w:r>
+      <w:r>
+        <w:rPr>
+          <w:rFonts w:hint="eastAsia" w:ascii="Times New Roman" w:hAnsi="Times New Roman" w:eastAsia="FangSong" w:cs="Times New Roman"/>
+        </w:rPr>
+        <w:t>结论矛盾</w:t>
+      </w:r>
+      <w:r>
+        <w:rPr>
+          <w:rFonts w:hint="eastAsia" w:ascii="Times New Roman" w:hAnsi="Times New Roman" w:eastAsia="Times New Roman" w:cs="Times New Roman"/>
+        </w:rPr>
         <w:t>，</w:t>
       </w:r>
       <w:r>
         <w:rPr>
           <w:rFonts w:hint="eastAsia" w:ascii="Times New Roman" w:hAnsi="Times New Roman" w:eastAsia="FangSong" w:cs="Times New Roman"/>
         </w:rPr>
-        <w:t>见下文误区</w:t>
-      </w:r>
-      <w:r>
-        <w:rPr>
-          <w:rFonts w:hint="eastAsia" w:ascii="Times New Roman" w:hAnsi="Times New Roman" w:eastAsia="Times New Roman" w:cs="Times New Roman"/>
-        </w:rPr>
-        <w:t>4）。</w:t>
+        <w:t>已径改</w:t>
+      </w:r>
+      <w:r>
+        <w:rPr>
+          <w:rFonts w:hint="eastAsia" w:ascii="Times New Roman" w:hAnsi="Times New Roman" w:eastAsia="Times New Roman" w:cs="Times New Roman"/>
+        </w:rPr>
+        <w:t>。〕</w:t>
       </w:r>
     </w:p>
     <w:p>
@@ -24685,7 +24830,7 @@
                 <m:t>=</m:t>
               </m:r>
               <m:r>
-                <m:t>1.3</m:t>
+                <m:t>1.34</m:t>
               </m:r>
               <m:r>
                 <m:rPr>
@@ -24724,7 +24869,37 @@
                 <w:b/>
                 <w:bCs/>
               </w:rPr>
-              <w:t xml:space="preserve">pAg = pCl = 4.89</w:t>
+              <w:t xml:space="preserve">pAg = pCl = 4.87</w:t>
+            </w:r>
+            <w:r>
+              <w:rPr>
+                <w:rFonts w:hint="eastAsia" w:ascii="Times New Roman" w:hAnsi="Times New Roman" w:eastAsia="Times New Roman" w:cs="Times New Roman"/>
+              </w:rPr>
+              <w:t>（</w:t>
+            </w:r>
+            <w:r>
+              <w:rPr>
+                <w:rFonts w:hint="eastAsia" w:ascii="Times New Roman" w:hAnsi="Times New Roman" w:eastAsia="FangSong" w:cs="Times New Roman"/>
+              </w:rPr>
+              <w:t>与</w:t>
+            </w:r>
+            <w:r>
+              <w:rPr>
+                <w:rFonts w:ascii="Times New Roman" w:hAnsi="Times New Roman" w:eastAsia="Times New Roman" w:cs="Times New Roman"/>
+              </w:rPr>
+              <w:t xml:space="preserve"> §5.6 </w:t>
+            </w:r>
+            <w:r>
+              <w:rPr>
+                <w:rFonts w:hint="eastAsia" w:ascii="Times New Roman" w:hAnsi="Times New Roman" w:eastAsia="FangSong" w:cs="Times New Roman"/>
+              </w:rPr>
+              <w:t>练一练一致</w:t>
+            </w:r>
+            <w:r>
+              <w:rPr>
+                <w:rFonts w:hint="eastAsia" w:ascii="Times New Roman" w:hAnsi="Times New Roman" w:eastAsia="Times New Roman" w:cs="Times New Roman"/>
+              </w:rPr>
+              <w:t>）</w:t>
             </w:r>
           </w:p>
         </w:tc>
@@ -31302,55 +31477,110 @@
             </w:pPr>
             <w:r>
               <w:rPr>
+                <w:rFonts w:hint="eastAsia" w:ascii="Times New Roman" w:hAnsi="Times New Roman" w:eastAsia="Times New Roman" w:cs="Times New Roman"/>
+              </w:rPr>
+              <w:t>I</w:t>
+            </w:r>
+            <w:r>
+              <w:rPr>
+                <w:rFonts w:hint="eastAsia" w:ascii="Times New Roman" w:hAnsi="Times New Roman" w:eastAsia="Times New Roman" w:cs="Times New Roman"/>
+                <w:vertAlign w:val="subscript"/>
+              </w:rPr>
+              <w:t>2</w:t>
+            </w:r>
+            <w:r>
+              <w:rPr>
+                <w:rFonts w:hint="eastAsia" w:ascii="Times New Roman" w:hAnsi="Times New Roman" w:eastAsia="Times New Roman" w:cs="Times New Roman"/>
+              </w:rPr>
+              <w:t>:</w:t>
+            </w:r>
+            <w:r>
+              <w:rPr>
+                <w:rFonts w:hint="eastAsia" w:ascii="Times New Roman" w:hAnsi="Times New Roman" w:eastAsia="FangSong" w:cs="Times New Roman"/>
+              </w:rPr>
+              <w:t>被测物</w:t>
+            </w:r>
+            <w:r>
+              <w:rPr>
+                <w:rFonts w:hint="eastAsia" w:ascii="Times New Roman" w:hAnsi="Times New Roman" w:eastAsia="Times New Roman" w:cs="Times New Roman"/>
+              </w:rPr>
+              <w:t>（</w:t>
+            </w:r>
+            <w:r>
+              <w:rPr>
+                <w:rFonts w:hint="eastAsia" w:ascii="Times New Roman" w:hAnsi="Times New Roman" w:eastAsia="FangSong" w:cs="Times New Roman"/>
+              </w:rPr>
+              <w:t>视对象而定</w:t>
+            </w:r>
+            <w:r>
+              <w:rPr>
+                <w:rFonts w:hint="eastAsia" w:ascii="Times New Roman" w:hAnsi="Times New Roman" w:eastAsia="Times New Roman" w:cs="Times New Roman"/>
+              </w:rPr>
+              <w:t>；I</w:t>
+            </w:r>
+            <w:r>
+              <w:rPr>
+                <w:rFonts w:hint="eastAsia" w:ascii="Times New Roman" w:hAnsi="Times New Roman" w:eastAsia="Times New Roman" w:cs="Times New Roman"/>
+                <w:vertAlign w:val="subscript"/>
+              </w:rPr>
+              <w:t>2</w:t>
+            </w:r>
+            <w:r>
+              <w:rPr>
+                <w:rFonts w:hint="eastAsia" w:ascii="Times New Roman" w:hAnsi="Times New Roman" w:eastAsia="Times New Roman" w:cs="Times New Roman"/>
+              </w:rPr>
+              <w:t>:S</w:t>
+            </w:r>
+            <w:r>
+              <w:rPr>
+                <w:rFonts w:hint="eastAsia" w:ascii="Times New Roman" w:hAnsi="Times New Roman" w:eastAsia="Times New Roman" w:cs="Times New Roman"/>
+                <w:vertAlign w:val="subscript"/>
+              </w:rPr>
+              <w:t>2</w:t>
+            </w:r>
+            <w:r>
+              <w:rPr>
+                <w:rFonts w:hint="eastAsia" w:ascii="Times New Roman" w:hAnsi="Times New Roman" w:eastAsia="Times New Roman" w:cs="Times New Roman"/>
+              </w:rPr>
+              <w:t>O</w:t>
+            </w:r>
+            <w:r>
+              <w:rPr>
+                <w:rFonts w:hint="eastAsia" w:ascii="Times New Roman" w:hAnsi="Times New Roman" w:eastAsia="Times New Roman" w:cs="Times New Roman"/>
+                <w:vertAlign w:val="subscript"/>
+              </w:rPr>
+              <w:t>3</w:t>
+            </w:r>
+            <w:r>
+              <w:rPr>
+                <w:rFonts w:hint="eastAsia" w:ascii="Times New Roman" w:hAnsi="Times New Roman" w:eastAsia="Times New Roman" w:cs="Times New Roman"/>
+                <w:vertAlign w:val="superscript"/>
+              </w:rPr>
+              <w:t>2-</w:t>
+            </w:r>
+            <w:r>
+              <w:rPr>
+                <w:rFonts w:hint="eastAsia" w:ascii="Times New Roman" w:hAnsi="Times New Roman" w:eastAsia="Times New Roman" w:cs="Times New Roman"/>
+              </w:rPr>
+              <w:t>=1:2</w:t>
+            </w:r>
+            <w:r>
+              <w:rPr>
                 <w:rFonts w:ascii="Times New Roman" w:hAnsi="Times New Roman" w:eastAsia="Times New Roman" w:cs="Times New Roman"/>
               </w:rPr>
-              <w:t>I</w:t>
-            </w:r>
-            <w:r>
-              <w:rPr>
-                <w:rFonts w:ascii="Times New Roman" w:hAnsi="Times New Roman" w:eastAsia="Times New Roman" w:cs="Times New Roman"/>
-                <w:vertAlign w:val="subscript"/>
-              </w:rPr>
-              <w:t>2</w:t>
-            </w:r>
-            <w:r>
-              <w:rPr>
-                <w:rFonts w:ascii="Times New Roman" w:hAnsi="Times New Roman" w:eastAsia="Times New Roman" w:cs="Times New Roman"/>
-              </w:rPr>
-              <w:t>:S</w:t>
-            </w:r>
-            <w:r>
-              <w:rPr>
-                <w:rFonts w:ascii="Times New Roman" w:hAnsi="Times New Roman" w:eastAsia="Times New Roman" w:cs="Times New Roman"/>
-                <w:vertAlign w:val="subscript"/>
-              </w:rPr>
-              <w:t>2</w:t>
-            </w:r>
-            <w:r>
-              <w:rPr>
-                <w:rFonts w:ascii="Times New Roman" w:hAnsi="Times New Roman" w:eastAsia="Times New Roman" w:cs="Times New Roman"/>
-              </w:rPr>
-              <w:t>O</w:t>
-            </w:r>
-            <w:r>
-              <w:rPr>
-                <w:rFonts w:ascii="Times New Roman" w:hAnsi="Times New Roman" w:eastAsia="Times New Roman" w:cs="Times New Roman"/>
-                <w:vertAlign w:val="subscript"/>
-              </w:rPr>
-              <w:t>3</w:t>
-            </w:r>
-            <w:r>
-              <w:rPr>
-                <w:rFonts w:ascii="Times New Roman" w:hAnsi="Times New Roman" w:eastAsia="Times New Roman" w:cs="Times New Roman"/>
-                <w:vertAlign w:val="superscript"/>
-              </w:rPr>
-              <w:t>2-</w:t>
-            </w:r>
-            <w:r>
-              <w:rPr>
-                <w:rFonts w:ascii="Times New Roman" w:hAnsi="Times New Roman" w:eastAsia="Times New Roman" w:cs="Times New Roman"/>
-              </w:rPr>
-              <w:t xml:space="preserve"> = 1:2</w:t>
+              <w:t xml:space="preserve"> </w:t>
+            </w:r>
+            <w:r>
+              <w:rPr>
+                <w:rFonts w:hint="eastAsia" w:ascii="Times New Roman" w:hAnsi="Times New Roman" w:eastAsia="FangSong" w:cs="Times New Roman"/>
+              </w:rPr>
+              <w:t>属间接法</w:t>
+            </w:r>
+            <w:r>
+              <w:rPr>
+                <w:rFonts w:hint="eastAsia" w:ascii="Times New Roman" w:hAnsi="Times New Roman" w:eastAsia="Times New Roman" w:cs="Times New Roman"/>
+              </w:rPr>
+              <w:t>）</w:t>
             </w:r>
           </w:p>
         </w:tc>

--- a/06-学生侧材料/讲义/4-分析化学/氧化还原滴定与沉淀滴定-超级充实版（自学完整）.docx
+++ b/06-学生侧材料/讲义/4-分析化学/氧化还原滴定与沉淀滴定-超级充实版（自学完整）.docx
@@ -5996,7 +5996,7 @@
         <w:rPr>
           <w:rFonts w:hint="eastAsia" w:ascii="Times New Roman" w:hAnsi="Times New Roman" w:eastAsia="FangSong" w:cs="Times New Roman"/>
         </w:rPr>
-        <w:t>高锰酸钾法</w:t>
+        <w:t>氧化还原滴定</w:t>
       </w:r>
       <w:r>
         <w:rPr>
@@ -45360,7 +45360,7 @@
         <w:rPr>
           <w:rFonts w:hint="eastAsia" w:ascii="Times New Roman" w:hAnsi="Times New Roman" w:eastAsia="FangSong" w:cs="Times New Roman"/>
         </w:rPr>
-        <w:t>高锰酸钾法</w:t>
+        <w:t>氧化还原滴定</w:t>
       </w:r>
     </w:p>
     <w:p>
